--- a/scripts/out/Bantargebang IPAS 2 - Basis of Design.docx
+++ b/scripts/out/Bantargebang IPAS 2 - Basis of Design.docx
@@ -13045,6 +13045,69 @@
           <w:szCs w:val="20"/>
         </w:rPr>
         <w:t xml:space="preserve">Set-back is the only mitigation that is free, needs no maintenance, cannot be value-engineered out during construction, and works even if every other measure fails. On this site it is available in abundance and should be treated as the primary design decision, not as leftover space.</w:t>
+      </w:r>
+    </w:p>
+    <w:p>
+      <w:pPr>
+        <w:spacing w:after="60" w:before="140"/>
+        <w:jc w:val="center"/>
+      </w:pPr>
+      <w:r>
+        <w:drawing>
+          <wp:inline distT="0" distB="0" distL="0" distR="0">
+            <wp:extent cx="4476750" cy="5629275"/>
+            <wp:effectExtent t="0" r="0" b="0" l="0"/>
+            <wp:docPr id="1" name="" descr="" title=""/>
+            <wp:cNvGraphicFramePr>
+              <a:graphicFrameLocks xmlns:a="http://schemas.openxmlformats.org/drawingml/2006/main" noChangeAspect="1"/>
+            </wp:cNvGraphicFramePr>
+            <a:graphic xmlns:a="http://schemas.openxmlformats.org/drawingml/2006/main">
+              <a:graphicData uri="http://schemas.openxmlformats.org/drawingml/2006/picture">
+                <pic:pic xmlns:pic="http://schemas.openxmlformats.org/drawingml/2006/picture">
+                  <pic:nvPicPr>
+                    <pic:cNvPr id="0" name="" descr=""/>
+                    <pic:cNvPicPr>
+                      <a:picLocks noChangeAspect="1" noChangeArrowheads="1"/>
+                    </pic:cNvPicPr>
+                  </pic:nvPicPr>
+                  <pic:blipFill>
+                    <a:blip r:embed="rId7" cstate="none"/>
+                    <a:srcRect/>
+                    <a:stretch>
+                      <a:fillRect/>
+                    </a:stretch>
+                  </pic:blipFill>
+                  <pic:spPr bwMode="auto">
+                    <a:xfrm>
+                      <a:off x="0" y="0"/>
+                      <a:ext cx="4476750" cy="5629275"/>
+                    </a:xfrm>
+                    <a:prstGeom prst="rect">
+                      <a:avLst/>
+                    </a:prstGeom>
+                  </pic:spPr>
+                </pic:pic>
+              </a:graphicData>
+            </a:graphic>
+          </wp:inline>
+        </w:drawing>
+      </w:r>
+    </w:p>
+    <w:p>
+      <w:pPr>
+        <w:spacing w:after="180"/>
+        <w:jc w:val="center"/>
+      </w:pPr>
+      <w:r>
+        <w:rPr>
+          <w:rFonts w:ascii="Calibri" w:cs="Calibri" w:eastAsia="Calibri" w:hAnsi="Calibri"/>
+          <w:i/>
+          <w:iCs/>
+          <w:color w:val="5A6B7B"/>
+          <w:sz w:val="17"/>
+          <w:szCs w:val="17"/>
+        </w:rPr>
+        <w:t xml:space="preserve">Figure 1 — Proposed layout. Blocks are drawn to the area the model sized. The buffer is at the same scale as the plant, so the comparison is not rhetorical.</w:t>
       </w:r>
     </w:p>
     <w:p>
